--- a/Knowledge/3-Work knowledge/1-Software Engineering/1-Software Engineering Fundamentals/5-My Source/4-Networks Devices/7-Types of Gateways/9-Payment Gateway.docx
+++ b/Knowledge/3-Work knowledge/1-Software Engineering/1-Software Engineering Fundamentals/5-My Source/4-Networks Devices/7-Types of Gateways/9-Payment Gateway.docx
@@ -4,44 +4,28 @@
   <w:body>
     <w:p>
       <w:pPr>
-        <w:keepNext/>
-        <w:keepLines/>
-        <w:spacing w:before="400" w:after="120" w:line="276" w:lineRule="auto"/>
-        <w:outlineLvl w:val="0"/>
-        <w:rPr>
-          <w:rFonts w:ascii="Arial" w:eastAsia="Arial" w:hAnsi="Arial" w:cs="Arial"/>
-          <w:kern w:val="0"/>
-          <w:sz w:val="40"/>
-          <w:szCs w:val="40"/>
-          <w:lang w:val="en"/>
-          <w14:ligatures w14:val="none"/>
+        <w:pStyle w:val="Heading1"/>
+        <w:rPr>
+          <w:rFonts w:eastAsia="Arial"/>
+          <w:lang w:val="en"/>
         </w:rPr>
       </w:pPr>
       <w:bookmarkStart w:id="0" w:name="_xwmrq9744yj5" w:colFirst="0" w:colLast="0"/>
       <w:bookmarkEnd w:id="0"/>
       <w:r>
         <w:rPr>
-          <w:rFonts w:ascii="Arial" w:eastAsia="Arial" w:hAnsi="Arial" w:cs="Arial"/>
-          <w:kern w:val="0"/>
-          <w:sz w:val="40"/>
-          <w:szCs w:val="40"/>
-          <w:lang w:val="en"/>
-          <w14:ligatures w14:val="none"/>
+          <w:rFonts w:eastAsia="Arial"/>
+          <w:lang w:val="en"/>
         </w:rPr>
         <w:t>Payment Gateway</w:t>
       </w:r>
     </w:p>
     <w:p>
       <w:pPr>
-        <w:spacing w:before="280" w:after="120" w:line="276" w:lineRule="auto"/>
-        <w:outlineLvl w:val="1"/>
-        <w:rPr>
-          <w:rFonts w:ascii="Arial" w:eastAsia="Arial" w:hAnsi="Arial" w:cs="Arial"/>
-          <w:kern w:val="0"/>
-          <w:sz w:val="32"/>
-          <w:szCs w:val="32"/>
-          <w:lang w:val="en"/>
-          <w14:ligatures w14:val="none"/>
+        <w:pStyle w:val="Heading2"/>
+        <w:rPr>
+          <w:rFonts w:eastAsia="Arial"/>
+          <w:lang w:val="en"/>
         </w:rPr>
       </w:pPr>
       <w:bookmarkStart w:id="1" w:name="_3m5kmobi9bk5" w:colFirst="0" w:colLast="0"/>
@@ -49,22 +33,14 @@
       <w:r>
         <w:rPr>
           <w:rFonts w:ascii="Segoe UI Emoji" w:eastAsia="Arial" w:hAnsi="Segoe UI Emoji" w:cs="Segoe UI Emoji"/>
-          <w:kern w:val="0"/>
-          <w:sz w:val="32"/>
-          <w:szCs w:val="32"/>
-          <w:lang w:val="en"/>
-          <w14:ligatures w14:val="none"/>
+          <w:lang w:val="en"/>
         </w:rPr>
         <w:t>💳</w:t>
       </w:r>
       <w:r>
         <w:rPr>
-          <w:rFonts w:ascii="Arial" w:eastAsia="Arial" w:hAnsi="Arial" w:cs="Arial"/>
-          <w:kern w:val="0"/>
-          <w:sz w:val="32"/>
-          <w:szCs w:val="32"/>
-          <w:lang w:val="en"/>
-          <w14:ligatures w14:val="none"/>
+          <w:rFonts w:eastAsia="Arial"/>
+          <w:lang w:val="en"/>
         </w:rPr>
         <w:t xml:space="preserve"> What is a Payment Gateway?</w:t>
       </w:r>
@@ -106,6 +82,7 @@
         </w:rPr>
         <w:t xml:space="preserve">: </w:t>
       </w:r>
+      <w:proofErr w:type="spellStart"/>
       <w:r>
         <w:rPr>
           <w:rFonts w:ascii="Arial" w:eastAsia="Arial" w:hAnsi="Arial" w:cs="Arial"/>
@@ -117,7 +94,21 @@
           <w:lang w:val="en"/>
           <w14:ligatures w14:val="none"/>
         </w:rPr>
-        <w:t>Chatgpt (GPT</w:t>
+        <w:t>Chatgpt</w:t>
+      </w:r>
+      <w:proofErr w:type="spellEnd"/>
+      <w:r>
+        <w:rPr>
+          <w:rFonts w:ascii="Arial" w:eastAsia="Arial" w:hAnsi="Arial" w:cs="Arial"/>
+          <w:b/>
+          <w:kern w:val="0"/>
+          <w:sz w:val="22"/>
+          <w:szCs w:val="22"/>
+          <w:highlight w:val="darkGray"/>
+          <w:lang w:val="en"/>
+          <w14:ligatures w14:val="none"/>
+        </w:rPr>
+        <w:t xml:space="preserve"> (GPT</w:t>
       </w:r>
       <w:r>
         <w:rPr>
@@ -399,22 +390,17 @@
           <w:lang w:val="en"/>
           <w14:ligatures w14:val="none"/>
         </w:rPr>
-        <w:pict>
+        <w:pict w14:anchorId="15B4EBC6">
           <v:rect id="_x0000_i1025" style="width:0;height:1.5pt" o:hralign="center" o:hrstd="t" o:hr="t" fillcolor="#a0a0a0" stroked="f"/>
         </w:pict>
       </w:r>
     </w:p>
     <w:p>
       <w:pPr>
-        <w:spacing w:before="280" w:after="120" w:line="276" w:lineRule="auto"/>
-        <w:outlineLvl w:val="1"/>
-        <w:rPr>
-          <w:rFonts w:ascii="Arial" w:eastAsia="Arial" w:hAnsi="Arial" w:cs="Arial"/>
-          <w:kern w:val="0"/>
-          <w:sz w:val="32"/>
-          <w:szCs w:val="32"/>
-          <w:lang w:val="en"/>
-          <w14:ligatures w14:val="none"/>
+        <w:pStyle w:val="Heading2"/>
+        <w:rPr>
+          <w:rFonts w:eastAsia="Arial"/>
+          <w:lang w:val="en"/>
         </w:rPr>
       </w:pPr>
       <w:bookmarkStart w:id="2" w:name="_86we2hlp8m2a" w:colFirst="0" w:colLast="0"/>
@@ -422,22 +408,14 @@
       <w:r>
         <w:rPr>
           <w:rFonts w:ascii="Segoe UI Emoji" w:eastAsia="Arial" w:hAnsi="Segoe UI Emoji" w:cs="Segoe UI Emoji"/>
-          <w:kern w:val="0"/>
-          <w:sz w:val="32"/>
-          <w:szCs w:val="32"/>
-          <w:lang w:val="en"/>
-          <w14:ligatures w14:val="none"/>
+          <w:lang w:val="en"/>
         </w:rPr>
         <w:t>🔄</w:t>
       </w:r>
       <w:r>
         <w:rPr>
-          <w:rFonts w:ascii="Arial" w:eastAsia="Arial" w:hAnsi="Arial" w:cs="Arial"/>
-          <w:kern w:val="0"/>
-          <w:sz w:val="32"/>
-          <w:szCs w:val="32"/>
-          <w:lang w:val="en"/>
-          <w14:ligatures w14:val="none"/>
+          <w:rFonts w:eastAsia="Arial"/>
+          <w:lang w:val="en"/>
         </w:rPr>
         <w:t xml:space="preserve"> How It Works (Step-by-Step)</w:t>
       </w:r>
@@ -479,6 +457,7 @@
         </w:rPr>
         <w:t xml:space="preserve">: </w:t>
       </w:r>
+      <w:proofErr w:type="spellStart"/>
       <w:r>
         <w:rPr>
           <w:rFonts w:ascii="Arial" w:eastAsia="Arial" w:hAnsi="Arial" w:cs="Arial"/>
@@ -490,7 +469,21 @@
           <w:lang w:val="en"/>
           <w14:ligatures w14:val="none"/>
         </w:rPr>
-        <w:t>Chatgpt (GPT</w:t>
+        <w:t>Chatgpt</w:t>
+      </w:r>
+      <w:proofErr w:type="spellEnd"/>
+      <w:r>
+        <w:rPr>
+          <w:rFonts w:ascii="Arial" w:eastAsia="Arial" w:hAnsi="Arial" w:cs="Arial"/>
+          <w:b/>
+          <w:kern w:val="0"/>
+          <w:sz w:val="22"/>
+          <w:szCs w:val="22"/>
+          <w:highlight w:val="darkGray"/>
+          <w:lang w:val="en"/>
+          <w14:ligatures w14:val="none"/>
+        </w:rPr>
+        <w:t xml:space="preserve"> (GPT</w:t>
       </w:r>
       <w:r>
         <w:rPr>
@@ -902,6 +895,7 @@
           <w:lang w:val="en"/>
           <w14:ligatures w14:val="none"/>
         </w:rPr>
+        <w:lastRenderedPageBreak/>
         <w:t>🔄</w:t>
       </w:r>
       <w:r>
@@ -1036,22 +1030,17 @@
           <w:lang w:val="en"/>
           <w14:ligatures w14:val="none"/>
         </w:rPr>
-        <w:pict>
+        <w:pict w14:anchorId="58C5CDD7">
           <v:rect id="_x0000_i1026" style="width:0;height:1.5pt" o:hralign="center" o:hrstd="t" o:hr="t" fillcolor="#a0a0a0" stroked="f"/>
         </w:pict>
       </w:r>
     </w:p>
     <w:p>
       <w:pPr>
-        <w:spacing w:before="280" w:after="120" w:line="276" w:lineRule="auto"/>
-        <w:outlineLvl w:val="1"/>
-        <w:rPr>
-          <w:rFonts w:ascii="Arial" w:eastAsia="Arial" w:hAnsi="Arial" w:cs="Arial"/>
-          <w:kern w:val="0"/>
-          <w:sz w:val="32"/>
-          <w:szCs w:val="32"/>
-          <w:lang w:val="en"/>
-          <w14:ligatures w14:val="none"/>
+        <w:pStyle w:val="Heading2"/>
+        <w:rPr>
+          <w:rFonts w:eastAsia="Arial"/>
+          <w:lang w:val="en"/>
         </w:rPr>
       </w:pPr>
       <w:bookmarkStart w:id="3" w:name="_cdby28ca6jlh" w:colFirst="0" w:colLast="0"/>
@@ -1059,22 +1048,14 @@
       <w:r>
         <w:rPr>
           <w:rFonts w:ascii="Segoe UI Emoji" w:eastAsia="Arial" w:hAnsi="Segoe UI Emoji" w:cs="Segoe UI Emoji"/>
-          <w:kern w:val="0"/>
-          <w:sz w:val="32"/>
-          <w:szCs w:val="32"/>
-          <w:lang w:val="en"/>
-          <w14:ligatures w14:val="none"/>
+          <w:lang w:val="en"/>
         </w:rPr>
         <w:t>🛡️</w:t>
       </w:r>
       <w:r>
         <w:rPr>
-          <w:rFonts w:ascii="Arial" w:eastAsia="Arial" w:hAnsi="Arial" w:cs="Arial"/>
-          <w:kern w:val="0"/>
-          <w:sz w:val="32"/>
-          <w:szCs w:val="32"/>
-          <w:lang w:val="en"/>
-          <w14:ligatures w14:val="none"/>
+          <w:rFonts w:eastAsia="Arial"/>
+          <w:lang w:val="en"/>
         </w:rPr>
         <w:t xml:space="preserve"> Key Functions of a Payment Gateway</w:t>
       </w:r>
@@ -1119,6 +1100,7 @@
         </w:rPr>
         <w:t xml:space="preserve">: </w:t>
       </w:r>
+      <w:proofErr w:type="spellStart"/>
       <w:r>
         <w:rPr>
           <w:rFonts w:ascii="Arial" w:eastAsia="Arial" w:hAnsi="Arial" w:cs="Arial"/>
@@ -1130,7 +1112,21 @@
           <w:lang w:val="en"/>
           <w14:ligatures w14:val="none"/>
         </w:rPr>
-        <w:t>Chatgpt (GPT</w:t>
+        <w:t>Chatgpt</w:t>
+      </w:r>
+      <w:proofErr w:type="spellEnd"/>
+      <w:r>
+        <w:rPr>
+          <w:rFonts w:ascii="Arial" w:eastAsia="Arial" w:hAnsi="Arial" w:cs="Arial"/>
+          <w:b/>
+          <w:kern w:val="0"/>
+          <w:sz w:val="22"/>
+          <w:szCs w:val="22"/>
+          <w:highlight w:val="darkGray"/>
+          <w:lang w:val="en"/>
+          <w14:ligatures w14:val="none"/>
+        </w:rPr>
+        <w:t xml:space="preserve"> (GPT</w:t>
       </w:r>
       <w:r>
         <w:rPr>
@@ -1182,7 +1178,7 @@
           <w14:ligatures w14:val="none"/>
         </w:rPr>
         <w:drawing>
-          <wp:inline distT="114300" distB="114300" distL="114300" distR="114300" wp14:anchorId="03A45F67" wp14:editId="53ECB21B">
+          <wp:inline distT="114300" distB="114300" distL="114300" distR="114300" wp14:anchorId="377692D0" wp14:editId="5AEB0A01">
             <wp:extent cx="5943600" cy="2616200"/>
             <wp:effectExtent l="0" t="0" r="0" b="0"/>
             <wp:docPr id="3" name="image3.png"/>
@@ -1730,6 +1726,7 @@
                 <w:lang w:val="en"/>
                 <w14:ligatures w14:val="none"/>
               </w:rPr>
+              <w:lastRenderedPageBreak/>
               <w:t>Currency Conversion</w:t>
             </w:r>
           </w:p>
@@ -1970,22 +1967,17 @@
           <w:lang w:val="en"/>
           <w14:ligatures w14:val="none"/>
         </w:rPr>
-        <w:pict>
+        <w:pict w14:anchorId="05EBBD68">
           <v:rect id="_x0000_i1027" style="width:0;height:1.5pt" o:hralign="center" o:hrstd="t" o:hr="t" fillcolor="#a0a0a0" stroked="f"/>
         </w:pict>
       </w:r>
     </w:p>
     <w:p>
       <w:pPr>
-        <w:spacing w:before="280" w:after="120" w:line="276" w:lineRule="auto"/>
-        <w:outlineLvl w:val="1"/>
-        <w:rPr>
-          <w:rFonts w:ascii="Arial" w:eastAsia="Arial" w:hAnsi="Arial" w:cs="Arial"/>
-          <w:kern w:val="0"/>
-          <w:sz w:val="32"/>
-          <w:szCs w:val="32"/>
-          <w:lang w:val="en"/>
-          <w14:ligatures w14:val="none"/>
+        <w:pStyle w:val="Heading2"/>
+        <w:rPr>
+          <w:rFonts w:eastAsia="Arial"/>
+          <w:lang w:val="en"/>
         </w:rPr>
       </w:pPr>
       <w:bookmarkStart w:id="4" w:name="_3e2iqbc7xhkf" w:colFirst="0" w:colLast="0"/>
@@ -1993,22 +1985,14 @@
       <w:r>
         <w:rPr>
           <w:rFonts w:ascii="Segoe UI Emoji" w:eastAsia="Arial" w:hAnsi="Segoe UI Emoji" w:cs="Segoe UI Emoji"/>
-          <w:kern w:val="0"/>
-          <w:sz w:val="32"/>
-          <w:szCs w:val="32"/>
-          <w:lang w:val="en"/>
-          <w14:ligatures w14:val="none"/>
+          <w:lang w:val="en"/>
         </w:rPr>
         <w:t>🏪</w:t>
       </w:r>
       <w:r>
         <w:rPr>
-          <w:rFonts w:ascii="Arial" w:eastAsia="Arial" w:hAnsi="Arial" w:cs="Arial"/>
-          <w:kern w:val="0"/>
-          <w:sz w:val="32"/>
-          <w:szCs w:val="32"/>
-          <w:lang w:val="en"/>
-          <w14:ligatures w14:val="none"/>
+          <w:rFonts w:eastAsia="Arial"/>
+          <w:lang w:val="en"/>
         </w:rPr>
         <w:t xml:space="preserve"> Where It's Used</w:t>
       </w:r>
@@ -2050,6 +2034,7 @@
         </w:rPr>
         <w:t xml:space="preserve">: </w:t>
       </w:r>
+      <w:proofErr w:type="spellStart"/>
       <w:r>
         <w:rPr>
           <w:rFonts w:ascii="Arial" w:eastAsia="Arial" w:hAnsi="Arial" w:cs="Arial"/>
@@ -2061,7 +2046,21 @@
           <w:lang w:val="en"/>
           <w14:ligatures w14:val="none"/>
         </w:rPr>
-        <w:t>Chatgpt (GPT</w:t>
+        <w:t>Chatgpt</w:t>
+      </w:r>
+      <w:proofErr w:type="spellEnd"/>
+      <w:r>
+        <w:rPr>
+          <w:rFonts w:ascii="Arial" w:eastAsia="Arial" w:hAnsi="Arial" w:cs="Arial"/>
+          <w:b/>
+          <w:kern w:val="0"/>
+          <w:sz w:val="22"/>
+          <w:szCs w:val="22"/>
+          <w:highlight w:val="darkGray"/>
+          <w:lang w:val="en"/>
+          <w14:ligatures w14:val="none"/>
+        </w:rPr>
+        <w:t xml:space="preserve"> (GPT</w:t>
       </w:r>
       <w:r>
         <w:rPr>
@@ -2258,22 +2257,17 @@
           <w:lang w:val="en"/>
           <w14:ligatures w14:val="none"/>
         </w:rPr>
-        <w:pict>
+        <w:pict w14:anchorId="3FCDE79E">
           <v:rect id="_x0000_i1028" style="width:0;height:1.5pt" o:hralign="center" o:hrstd="t" o:hr="t" fillcolor="#a0a0a0" stroked="f"/>
         </w:pict>
       </w:r>
     </w:p>
     <w:p>
       <w:pPr>
-        <w:spacing w:before="280" w:after="120" w:line="276" w:lineRule="auto"/>
-        <w:outlineLvl w:val="1"/>
-        <w:rPr>
-          <w:rFonts w:ascii="Arial" w:eastAsia="Arial" w:hAnsi="Arial" w:cs="Arial"/>
-          <w:kern w:val="0"/>
-          <w:sz w:val="32"/>
-          <w:szCs w:val="32"/>
-          <w:lang w:val="en"/>
-          <w14:ligatures w14:val="none"/>
+        <w:pStyle w:val="Heading2"/>
+        <w:rPr>
+          <w:rFonts w:eastAsia="Arial"/>
+          <w:lang w:val="en"/>
         </w:rPr>
       </w:pPr>
       <w:bookmarkStart w:id="5" w:name="_b64si6l9u4nn" w:colFirst="0" w:colLast="0"/>
@@ -2281,22 +2275,14 @@
       <w:r>
         <w:rPr>
           <w:rFonts w:ascii="Segoe UI Emoji" w:eastAsia="Arial" w:hAnsi="Segoe UI Emoji" w:cs="Segoe UI Emoji"/>
-          <w:kern w:val="0"/>
-          <w:sz w:val="32"/>
-          <w:szCs w:val="32"/>
-          <w:lang w:val="en"/>
-          <w14:ligatures w14:val="none"/>
+          <w:lang w:val="en"/>
         </w:rPr>
         <w:t>🏷️</w:t>
       </w:r>
       <w:r>
         <w:rPr>
-          <w:rFonts w:ascii="Arial" w:eastAsia="Arial" w:hAnsi="Arial" w:cs="Arial"/>
-          <w:kern w:val="0"/>
-          <w:sz w:val="32"/>
-          <w:szCs w:val="32"/>
-          <w:lang w:val="en"/>
-          <w14:ligatures w14:val="none"/>
+          <w:rFonts w:eastAsia="Arial"/>
+          <w:lang w:val="en"/>
         </w:rPr>
         <w:t xml:space="preserve"> Popular Payment Gateways</w:t>
       </w:r>
@@ -2341,6 +2327,7 @@
         </w:rPr>
         <w:t xml:space="preserve">: </w:t>
       </w:r>
+      <w:proofErr w:type="spellStart"/>
       <w:r>
         <w:rPr>
           <w:rFonts w:ascii="Arial" w:eastAsia="Arial" w:hAnsi="Arial" w:cs="Arial"/>
@@ -2352,7 +2339,21 @@
           <w:lang w:val="en"/>
           <w14:ligatures w14:val="none"/>
         </w:rPr>
-        <w:t>Chatgpt (GPT</w:t>
+        <w:t>Chatgpt</w:t>
+      </w:r>
+      <w:proofErr w:type="spellEnd"/>
+      <w:r>
+        <w:rPr>
+          <w:rFonts w:ascii="Arial" w:eastAsia="Arial" w:hAnsi="Arial" w:cs="Arial"/>
+          <w:b/>
+          <w:kern w:val="0"/>
+          <w:sz w:val="22"/>
+          <w:szCs w:val="22"/>
+          <w:highlight w:val="darkGray"/>
+          <w:lang w:val="en"/>
+          <w14:ligatures w14:val="none"/>
+        </w:rPr>
+        <w:t xml:space="preserve"> (GPT</w:t>
       </w:r>
       <w:r>
         <w:rPr>
@@ -2404,7 +2405,7 @@
           <w14:ligatures w14:val="none"/>
         </w:rPr>
         <w:drawing>
-          <wp:inline distT="114300" distB="114300" distL="114300" distR="114300" wp14:anchorId="3A799EC9" wp14:editId="66CD4ADA">
+          <wp:inline distT="114300" distB="114300" distL="114300" distR="114300" wp14:anchorId="593B7203" wp14:editId="5891C038">
             <wp:extent cx="5943600" cy="2603500"/>
             <wp:effectExtent l="0" t="0" r="0" b="0"/>
             <wp:docPr id="1" name="image2.png"/>
@@ -2942,6 +2943,7 @@
                 <w14:ligatures w14:val="none"/>
               </w:rPr>
             </w:pPr>
+            <w:proofErr w:type="spellStart"/>
             <w:r>
               <w:rPr>
                 <w:rFonts w:ascii="Roboto Mono" w:eastAsia="Roboto Mono" w:hAnsi="Roboto Mono" w:cs="Arial"/>
@@ -2954,6 +2956,7 @@
               </w:rPr>
               <w:t>Razorpay</w:t>
             </w:r>
+            <w:proofErr w:type="spellEnd"/>
           </w:p>
         </w:tc>
         <w:tc>
@@ -3192,22 +3195,17 @@
           <w:lang w:val="en"/>
           <w14:ligatures w14:val="none"/>
         </w:rPr>
-        <w:pict>
+        <w:pict w14:anchorId="6A880A18">
           <v:rect id="_x0000_i1029" style="width:0;height:1.5pt" o:hralign="center" o:hrstd="t" o:hr="t" fillcolor="#a0a0a0" stroked="f"/>
         </w:pict>
       </w:r>
     </w:p>
     <w:p>
       <w:pPr>
-        <w:spacing w:before="280" w:after="120" w:line="276" w:lineRule="auto"/>
-        <w:outlineLvl w:val="1"/>
-        <w:rPr>
-          <w:rFonts w:ascii="Arial" w:eastAsia="Arial" w:hAnsi="Arial" w:cs="Arial"/>
-          <w:kern w:val="0"/>
-          <w:sz w:val="32"/>
-          <w:szCs w:val="32"/>
-          <w:lang w:val="en"/>
-          <w14:ligatures w14:val="none"/>
+        <w:pStyle w:val="Heading2"/>
+        <w:rPr>
+          <w:rFonts w:ascii="Arial" w:eastAsia="Arial" w:hAnsi="Arial" w:cs="Arial"/>
+          <w:lang w:val="en"/>
         </w:rPr>
       </w:pPr>
       <w:bookmarkStart w:id="6" w:name="_3fzf6jmg6cyb" w:colFirst="0" w:colLast="0"/>
@@ -3215,22 +3213,14 @@
       <w:r>
         <w:rPr>
           <w:rFonts w:ascii="Segoe UI Emoji" w:eastAsia="Arial Unicode MS" w:hAnsi="Segoe UI Emoji" w:cs="Segoe UI Emoji"/>
-          <w:kern w:val="0"/>
-          <w:sz w:val="32"/>
-          <w:szCs w:val="32"/>
-          <w:lang w:val="en"/>
-          <w14:ligatures w14:val="none"/>
+          <w:lang w:val="en"/>
         </w:rPr>
         <w:t>✅</w:t>
       </w:r>
       <w:r>
         <w:rPr>
-          <w:rFonts w:ascii="Arial Unicode MS" w:eastAsia="Arial Unicode MS" w:hAnsi="Arial Unicode MS" w:cs="Arial Unicode MS"/>
-          <w:kern w:val="0"/>
-          <w:sz w:val="32"/>
-          <w:szCs w:val="32"/>
-          <w:lang w:val="en"/>
-          <w14:ligatures w14:val="none"/>
+          <w:rFonts w:eastAsia="Arial Unicode MS"/>
+          <w:lang w:val="en"/>
         </w:rPr>
         <w:t xml:space="preserve"> Advantages</w:t>
       </w:r>
@@ -3272,6 +3262,7 @@
         </w:rPr>
         <w:t xml:space="preserve">: </w:t>
       </w:r>
+      <w:proofErr w:type="spellStart"/>
       <w:r>
         <w:rPr>
           <w:rFonts w:ascii="Arial" w:eastAsia="Arial" w:hAnsi="Arial" w:cs="Arial"/>
@@ -3283,7 +3274,21 @@
           <w:lang w:val="en"/>
           <w14:ligatures w14:val="none"/>
         </w:rPr>
-        <w:t>Chatgpt (GPT</w:t>
+        <w:t>Chatgpt</w:t>
+      </w:r>
+      <w:proofErr w:type="spellEnd"/>
+      <w:r>
+        <w:rPr>
+          <w:rFonts w:ascii="Arial" w:eastAsia="Arial" w:hAnsi="Arial" w:cs="Arial"/>
+          <w:b/>
+          <w:kern w:val="0"/>
+          <w:sz w:val="22"/>
+          <w:szCs w:val="22"/>
+          <w:highlight w:val="darkGray"/>
+          <w:lang w:val="en"/>
+          <w14:ligatures w14:val="none"/>
+        </w:rPr>
+        <w:t xml:space="preserve"> (GPT</w:t>
       </w:r>
       <w:r>
         <w:rPr>
@@ -3595,22 +3600,17 @@
           <w:lang w:val="en"/>
           <w14:ligatures w14:val="none"/>
         </w:rPr>
-        <w:pict>
+        <w:pict w14:anchorId="7FF82E2E">
           <v:rect id="_x0000_i1030" style="width:0;height:1.5pt" o:hralign="center" o:hrstd="t" o:hr="t" fillcolor="#a0a0a0" stroked="f"/>
         </w:pict>
       </w:r>
     </w:p>
     <w:p>
       <w:pPr>
-        <w:spacing w:before="280" w:after="120" w:line="276" w:lineRule="auto"/>
-        <w:outlineLvl w:val="1"/>
-        <w:rPr>
-          <w:rFonts w:ascii="Arial" w:eastAsia="Arial" w:hAnsi="Arial" w:cs="Arial"/>
-          <w:kern w:val="0"/>
-          <w:sz w:val="32"/>
-          <w:szCs w:val="32"/>
-          <w:lang w:val="en"/>
-          <w14:ligatures w14:val="none"/>
+        <w:pStyle w:val="Heading2"/>
+        <w:rPr>
+          <w:rFonts w:ascii="Arial" w:eastAsia="Arial" w:hAnsi="Arial" w:cs="Arial"/>
+          <w:lang w:val="en"/>
         </w:rPr>
       </w:pPr>
       <w:bookmarkStart w:id="7" w:name="_5hz33gr0xspv" w:colFirst="0" w:colLast="0"/>
@@ -3618,22 +3618,15 @@
       <w:r>
         <w:rPr>
           <w:rFonts w:ascii="Segoe UI Emoji" w:eastAsia="Arial Unicode MS" w:hAnsi="Segoe UI Emoji" w:cs="Segoe UI Emoji"/>
-          <w:kern w:val="0"/>
-          <w:sz w:val="32"/>
-          <w:szCs w:val="32"/>
-          <w:lang w:val="en"/>
-          <w14:ligatures w14:val="none"/>
-        </w:rPr>
+          <w:lang w:val="en"/>
+        </w:rPr>
+        <w:lastRenderedPageBreak/>
         <w:t>❌</w:t>
       </w:r>
       <w:r>
         <w:rPr>
-          <w:rFonts w:ascii="Arial Unicode MS" w:eastAsia="Arial Unicode MS" w:hAnsi="Arial Unicode MS" w:cs="Arial Unicode MS"/>
-          <w:kern w:val="0"/>
-          <w:sz w:val="32"/>
-          <w:szCs w:val="32"/>
-          <w:lang w:val="en"/>
-          <w14:ligatures w14:val="none"/>
+          <w:rFonts w:eastAsia="Arial Unicode MS"/>
+          <w:lang w:val="en"/>
         </w:rPr>
         <w:t xml:space="preserve"> Disadvantages</w:t>
       </w:r>
@@ -3675,6 +3668,7 @@
         </w:rPr>
         <w:t xml:space="preserve">: </w:t>
       </w:r>
+      <w:proofErr w:type="spellStart"/>
       <w:r>
         <w:rPr>
           <w:rFonts w:ascii="Arial" w:eastAsia="Arial" w:hAnsi="Arial" w:cs="Arial"/>
@@ -3686,7 +3680,21 @@
           <w:lang w:val="en"/>
           <w14:ligatures w14:val="none"/>
         </w:rPr>
-        <w:t>Chatgpt (GPT</w:t>
+        <w:t>Chatgpt</w:t>
+      </w:r>
+      <w:proofErr w:type="spellEnd"/>
+      <w:r>
+        <w:rPr>
+          <w:rFonts w:ascii="Arial" w:eastAsia="Arial" w:hAnsi="Arial" w:cs="Arial"/>
+          <w:b/>
+          <w:kern w:val="0"/>
+          <w:sz w:val="22"/>
+          <w:szCs w:val="22"/>
+          <w:highlight w:val="darkGray"/>
+          <w:lang w:val="en"/>
+          <w14:ligatures w14:val="none"/>
+        </w:rPr>
+        <w:t xml:space="preserve"> (GPT</w:t>
       </w:r>
       <w:r>
         <w:rPr>
@@ -3923,22 +3931,17 @@
           <w:lang w:val="en"/>
           <w14:ligatures w14:val="none"/>
         </w:rPr>
-        <w:pict>
+        <w:pict w14:anchorId="6F109764">
           <v:rect id="_x0000_i1031" style="width:0;height:1.5pt" o:hralign="center" o:hrstd="t" o:hr="t" fillcolor="#a0a0a0" stroked="f"/>
         </w:pict>
       </w:r>
     </w:p>
     <w:p>
       <w:pPr>
-        <w:spacing w:before="280" w:after="120" w:line="276" w:lineRule="auto"/>
-        <w:outlineLvl w:val="1"/>
-        <w:rPr>
-          <w:rFonts w:ascii="Arial" w:eastAsia="Arial" w:hAnsi="Arial" w:cs="Arial"/>
-          <w:kern w:val="0"/>
-          <w:sz w:val="32"/>
-          <w:szCs w:val="32"/>
-          <w:lang w:val="en"/>
-          <w14:ligatures w14:val="none"/>
+        <w:pStyle w:val="Heading2"/>
+        <w:rPr>
+          <w:rFonts w:eastAsia="Arial"/>
+          <w:lang w:val="en"/>
         </w:rPr>
       </w:pPr>
       <w:bookmarkStart w:id="8" w:name="_401pd8876dt8" w:colFirst="0" w:colLast="0"/>
@@ -3946,22 +3949,14 @@
       <w:r>
         <w:rPr>
           <w:rFonts w:ascii="Segoe UI Emoji" w:eastAsia="Arial" w:hAnsi="Segoe UI Emoji" w:cs="Segoe UI Emoji"/>
-          <w:kern w:val="0"/>
-          <w:sz w:val="32"/>
-          <w:szCs w:val="32"/>
-          <w:lang w:val="en"/>
-          <w14:ligatures w14:val="none"/>
+          <w:lang w:val="en"/>
         </w:rPr>
         <w:t>📌</w:t>
       </w:r>
       <w:r>
         <w:rPr>
-          <w:rFonts w:ascii="Arial" w:eastAsia="Arial" w:hAnsi="Arial" w:cs="Arial"/>
-          <w:kern w:val="0"/>
-          <w:sz w:val="32"/>
-          <w:szCs w:val="32"/>
-          <w:lang w:val="en"/>
-          <w14:ligatures w14:val="none"/>
+          <w:rFonts w:eastAsia="Arial"/>
+          <w:lang w:val="en"/>
         </w:rPr>
         <w:t xml:space="preserve"> Summary</w:t>
       </w:r>
@@ -4006,6 +4001,7 @@
         </w:rPr>
         <w:t xml:space="preserve">: </w:t>
       </w:r>
+      <w:proofErr w:type="spellStart"/>
       <w:r>
         <w:rPr>
           <w:rFonts w:ascii="Arial" w:eastAsia="Arial" w:hAnsi="Arial" w:cs="Arial"/>
@@ -4017,7 +4013,21 @@
           <w:lang w:val="en"/>
           <w14:ligatures w14:val="none"/>
         </w:rPr>
-        <w:t>Chatgpt (GPT</w:t>
+        <w:t>Chatgpt</w:t>
+      </w:r>
+      <w:proofErr w:type="spellEnd"/>
+      <w:r>
+        <w:rPr>
+          <w:rFonts w:ascii="Arial" w:eastAsia="Arial" w:hAnsi="Arial" w:cs="Arial"/>
+          <w:b/>
+          <w:kern w:val="0"/>
+          <w:sz w:val="22"/>
+          <w:szCs w:val="22"/>
+          <w:highlight w:val="darkGray"/>
+          <w:lang w:val="en"/>
+          <w14:ligatures w14:val="none"/>
+        </w:rPr>
+        <w:t xml:space="preserve"> (GPT</w:t>
       </w:r>
       <w:r>
         <w:rPr>
@@ -4069,7 +4079,7 @@
           <w14:ligatures w14:val="none"/>
         </w:rPr>
         <w:drawing>
-          <wp:inline distT="114300" distB="114300" distL="114300" distR="114300" wp14:anchorId="6CBD721F" wp14:editId="3AD002CD">
+          <wp:inline distT="114300" distB="114300" distL="114300" distR="114300" wp14:anchorId="6A8CBAC1" wp14:editId="33E57FD1">
             <wp:extent cx="5943600" cy="1612900"/>
             <wp:effectExtent l="0" t="0" r="0" b="0"/>
             <wp:docPr id="2" name="image1.png"/>
@@ -4596,7 +4606,8 @@
           <w:lang w:val="en"/>
           <w14:ligatures w14:val="none"/>
         </w:rPr>
-        <w:pict>
+        <w:lastRenderedPageBreak/>
+        <w:pict w14:anchorId="06653884">
           <v:rect id="_x0000_i1032" style="width:0;height:1.5pt" o:hralign="center" o:hrstd="t" o:hr="t" fillcolor="#a0a0a0" stroked="f"/>
         </w:pict>
       </w:r>
@@ -5535,7 +5546,6 @@
     <w:next w:val="Normal"/>
     <w:link w:val="Heading2Char"/>
     <w:uiPriority w:val="9"/>
-    <w:semiHidden/>
     <w:unhideWhenUsed/>
     <w:qFormat/>
     <w:rsid w:val="00935333"/>
@@ -5752,7 +5762,6 @@
     <w:basedOn w:val="DefaultParagraphFont"/>
     <w:link w:val="Heading2"/>
     <w:uiPriority w:val="9"/>
-    <w:semiHidden/>
     <w:rsid w:val="00935333"/>
     <w:rPr>
       <w:rFonts w:asciiTheme="majorHAnsi" w:eastAsiaTheme="majorEastAsia" w:hAnsiTheme="majorHAnsi" w:cstheme="majorBidi"/>
